--- a/Documents/Peer Review (Individual).docx
+++ b/Documents/Peer Review (Individual).docx
@@ -142,7 +142,14 @@
                 <w:color w:val="FF0000"/>
                 <w:lang w:val="en-US"/>
               </w:rPr>
-              <w:t>Group 4</w:t>
+              <w:t xml:space="preserve">Group </w:t>
+            </w:r>
+            <w:r>
+              <w:rPr>
+                <w:color w:val="FF0000"/>
+                <w:lang w:val="en-US"/>
+              </w:rPr>
+              <w:t>B</w:t>
             </w:r>
           </w:p>
         </w:tc>
@@ -331,7 +338,8 @@
     <w:tbl>
       <w:tblPr>
         <w:tblStyle w:val="TableGrid"/>
-        <w:tblW w:w="16013" w:type="dxa"/>
+        <w:tblW w:w="12747" w:type="dxa"/>
+        <w:tblInd w:w="1610" w:type="dxa"/>
         <w:tblLook w:val="00A0" w:firstRow="1" w:lastRow="0" w:firstColumn="1" w:lastColumn="0" w:noHBand="0" w:noVBand="0"/>
       </w:tblPr>
       <w:tblGrid>
@@ -339,7 +347,6 @@
         <w:gridCol w:w="2983"/>
         <w:gridCol w:w="2983"/>
         <w:gridCol w:w="2983"/>
-        <w:gridCol w:w="3266"/>
       </w:tblGrid>
       <w:tr>
         <w:trPr>
@@ -409,7 +416,7 @@
                 <w:color w:val="FF0000"/>
                 <w:lang w:val="en-US"/>
               </w:rPr>
-              <w:t>Rebecca Jones</w:t>
+              <w:t>Ahmed</w:t>
             </w:r>
           </w:p>
         </w:tc>
@@ -460,7 +467,7 @@
                 <w:color w:val="FF0000"/>
                 <w:lang w:val="en-US"/>
               </w:rPr>
-              <w:t>José Torres</w:t>
+              <w:t>Saleh</w:t>
             </w:r>
           </w:p>
           <w:p>
@@ -481,6 +488,8 @@
               <w:rPr>
                 <w:b/>
                 <w:bCs/>
+                <w:color w:val="FF0000"/>
+                <w:lang w:val="en-AE"/>
               </w:rPr>
             </w:pPr>
             <w:r>
@@ -513,16 +522,11 @@
                 <w:b/>
                 <w:bCs/>
                 <w:color w:val="FF0000"/>
-                <w:lang w:val="en-US"/>
-              </w:rPr>
-              <w:t>Lauretta Oghenevurie</w:t>
+                <w:lang w:val="en-AE"/>
+              </w:rPr>
+              <w:t>Shaikah</w:t>
             </w:r>
           </w:p>
-        </w:tc>
-        <w:tc>
-          <w:tcPr>
-            <w:tcW w:w="3266" w:type="dxa"/>
-          </w:tcPr>
           <w:p>
             <w:pPr>
               <w:rPr>
@@ -530,39 +534,6 @@
                 <w:bCs/>
               </w:rPr>
             </w:pPr>
-            <w:r>
-              <w:rPr>
-                <w:b/>
-                <w:bCs/>
-              </w:rPr>
-              <w:t>Team</w:t>
-            </w:r>
-            <w:r>
-              <w:rPr>
-                <w:b/>
-                <w:bCs/>
-              </w:rPr>
-              <w:t xml:space="preserve"> member:</w:t>
-            </w:r>
-            <w:r>
-              <w:rPr>
-                <w:rFonts w:ascii="AppleSystemUIFont" w:eastAsiaTheme="minorHAnsi" w:hAnsi="AppleSystemUIFont" w:cs="AppleSystemUIFont"/>
-                <w:b/>
-                <w:bCs/>
-                <w:sz w:val="26"/>
-                <w:szCs w:val="26"/>
-                <w:lang w:val="en-US"/>
-              </w:rPr>
-              <w:t xml:space="preserve"> </w:t>
-            </w:r>
-            <w:r>
-              <w:rPr>
-                <w:b/>
-                <w:bCs/>
-                <w:color w:val="FF0000"/>
-              </w:rPr>
-              <w:t>Tasnika Goorhoo</w:t>
-            </w:r>
           </w:p>
         </w:tc>
       </w:tr>
@@ -573,13 +544,7 @@
           </w:tcPr>
           <w:p>
             <w:r>
-              <w:t xml:space="preserve">Attends </w:t>
-            </w:r>
-            <w:r>
-              <w:t>team</w:t>
-            </w:r>
-            <w:r>
-              <w:t xml:space="preserve"> meetings regularly and arrives on time.</w:t>
+              <w:t>Attends team meetings regularly and arrives on time.</w:t>
             </w:r>
           </w:p>
         </w:tc>
@@ -597,7 +562,13 @@
               <w:rPr>
                 <w:color w:val="FF0000"/>
               </w:rPr>
-              <w:t>5</w:t>
+              <w:t>4</w:t>
+            </w:r>
+            <w:r>
+              <w:rPr>
+                <w:color w:val="FF0000"/>
+              </w:rPr>
+              <w:t xml:space="preserve"> </w:t>
             </w:r>
           </w:p>
         </w:tc>
@@ -622,24 +593,6 @@
         <w:tc>
           <w:tcPr>
             <w:tcW w:w="2983" w:type="dxa"/>
-          </w:tcPr>
-          <w:p>
-            <w:pPr>
-              <w:rPr>
-                <w:color w:val="FF0000"/>
-              </w:rPr>
-            </w:pPr>
-            <w:r>
-              <w:rPr>
-                <w:color w:val="FF0000"/>
-              </w:rPr>
-              <w:t>5</w:t>
-            </w:r>
-          </w:p>
-        </w:tc>
-        <w:tc>
-          <w:tcPr>
-            <w:tcW w:w="3266" w:type="dxa"/>
           </w:tcPr>
           <w:p>
             <w:pPr>
@@ -663,13 +616,7 @@
           </w:tcPr>
           <w:p>
             <w:r>
-              <w:t xml:space="preserve">Contributes meaningfully to </w:t>
-            </w:r>
-            <w:r>
-              <w:t>team</w:t>
-            </w:r>
-            <w:r>
-              <w:t xml:space="preserve"> discussions.</w:t>
+              <w:t>Contributes meaningfully to team discussions.</w:t>
             </w:r>
           </w:p>
         </w:tc>
@@ -705,7 +652,7 @@
               <w:rPr>
                 <w:color w:val="FF0000"/>
               </w:rPr>
-              <w:t>4</w:t>
+              <w:t>5</w:t>
             </w:r>
           </w:p>
         </w:tc>
@@ -723,25 +670,7 @@
               <w:rPr>
                 <w:color w:val="FF0000"/>
               </w:rPr>
-              <w:t>5</w:t>
-            </w:r>
-          </w:p>
-        </w:tc>
-        <w:tc>
-          <w:tcPr>
-            <w:tcW w:w="3266" w:type="dxa"/>
-          </w:tcPr>
-          <w:p>
-            <w:pPr>
-              <w:rPr>
-                <w:color w:val="FF0000"/>
-              </w:rPr>
-            </w:pPr>
-            <w:r>
-              <w:rPr>
-                <w:color w:val="FF0000"/>
-              </w:rPr>
-              <w:t>5</w:t>
+              <w:t>4</w:t>
             </w:r>
           </w:p>
         </w:tc>
@@ -753,13 +682,7 @@
           </w:tcPr>
           <w:p>
             <w:r>
-              <w:t xml:space="preserve">Completes </w:t>
-            </w:r>
-            <w:r>
-              <w:t>team</w:t>
-            </w:r>
-            <w:r>
-              <w:t xml:space="preserve"> assignments on time.</w:t>
+              <w:t>Completes team assignments on time.</w:t>
             </w:r>
           </w:p>
         </w:tc>
@@ -777,7 +700,7 @@
               <w:rPr>
                 <w:color w:val="FF0000"/>
               </w:rPr>
-              <w:t>5</w:t>
+              <w:t>4</w:t>
             </w:r>
           </w:p>
         </w:tc>
@@ -814,24 +737,6 @@
                 <w:color w:val="FF0000"/>
               </w:rPr>
               <w:t>4</w:t>
-            </w:r>
-          </w:p>
-        </w:tc>
-        <w:tc>
-          <w:tcPr>
-            <w:tcW w:w="3266" w:type="dxa"/>
-          </w:tcPr>
-          <w:p>
-            <w:pPr>
-              <w:rPr>
-                <w:color w:val="FF0000"/>
-              </w:rPr>
-            </w:pPr>
-            <w:r>
-              <w:rPr>
-                <w:color w:val="FF0000"/>
-              </w:rPr>
-              <w:t>5</w:t>
             </w:r>
           </w:p>
         </w:tc>
@@ -864,7 +769,7 @@
               <w:rPr>
                 <w:color w:val="FF0000"/>
               </w:rPr>
-              <w:t>5</w:t>
+              <w:t>4</w:t>
             </w:r>
           </w:p>
         </w:tc>
@@ -889,24 +794,6 @@
         <w:tc>
           <w:tcPr>
             <w:tcW w:w="2983" w:type="dxa"/>
-          </w:tcPr>
-          <w:p>
-            <w:pPr>
-              <w:rPr>
-                <w:color w:val="FF0000"/>
-              </w:rPr>
-            </w:pPr>
-            <w:r>
-              <w:rPr>
-                <w:color w:val="FF0000"/>
-              </w:rPr>
-              <w:t>4</w:t>
-            </w:r>
-          </w:p>
-        </w:tc>
-        <w:tc>
-          <w:tcPr>
-            <w:tcW w:w="3266" w:type="dxa"/>
           </w:tcPr>
           <w:p>
             <w:pPr>
@@ -966,31 +853,13 @@
               <w:rPr>
                 <w:color w:val="FF0000"/>
               </w:rPr>
-              <w:t>5</w:t>
+              <w:t>4</w:t>
             </w:r>
           </w:p>
         </w:tc>
         <w:tc>
           <w:tcPr>
             <w:tcW w:w="2983" w:type="dxa"/>
-          </w:tcPr>
-          <w:p>
-            <w:pPr>
-              <w:rPr>
-                <w:color w:val="FF0000"/>
-              </w:rPr>
-            </w:pPr>
-            <w:r>
-              <w:rPr>
-                <w:color w:val="FF0000"/>
-              </w:rPr>
-              <w:t>5</w:t>
-            </w:r>
-          </w:p>
-        </w:tc>
-        <w:tc>
-          <w:tcPr>
-            <w:tcW w:w="3266" w:type="dxa"/>
           </w:tcPr>
           <w:p>
             <w:pPr>
@@ -1072,26 +941,11 @@
             </w:r>
           </w:p>
         </w:tc>
-        <w:tc>
-          <w:tcPr>
-            <w:tcW w:w="3266" w:type="dxa"/>
-          </w:tcPr>
-          <w:p>
-            <w:pPr>
-              <w:rPr>
-                <w:color w:val="FF0000"/>
-              </w:rPr>
-            </w:pPr>
-            <w:r>
-              <w:rPr>
-                <w:color w:val="FF0000"/>
-              </w:rPr>
-              <w:t>4</w:t>
-            </w:r>
-          </w:p>
-        </w:tc>
       </w:tr>
       <w:tr>
+        <w:trPr>
+          <w:trHeight w:val="520"/>
+        </w:trPr>
         <w:tc>
           <w:tcPr>
             <w:tcW w:w="3798" w:type="dxa"/>
@@ -1156,35 +1010,8 @@
             </w:r>
           </w:p>
         </w:tc>
-        <w:tc>
-          <w:tcPr>
-            <w:tcW w:w="3266" w:type="dxa"/>
-          </w:tcPr>
-          <w:p>
-            <w:pPr>
-              <w:rPr>
-                <w:color w:val="FF0000"/>
-              </w:rPr>
-            </w:pPr>
-            <w:r>
-              <w:rPr>
-                <w:color w:val="FF0000"/>
-              </w:rPr>
-              <w:t>Brought steady progress and asked clarifying questions that improved consistency.</w:t>
-            </w:r>
-          </w:p>
-        </w:tc>
       </w:tr>
     </w:tbl>
-    <w:p>
-      <w:pPr>
-        <w:rPr>
-          <w:rFonts w:ascii="Arial Black" w:hAnsi="Arial Black"/>
-          <w:sz w:val="32"/>
-          <w:szCs w:val="32"/>
-        </w:rPr>
-      </w:pPr>
-    </w:p>
     <w:p>
       <w:pPr>
         <w:rPr>
@@ -1246,7 +1073,7 @@
     </w:p>
     <w:p>
       <w:pPr>
-        <w:pStyle w:val="ListParagraph"/>
+        <w:ind w:left="360"/>
         <w:rPr>
           <w:color w:val="FF0000"/>
         </w:rPr>
@@ -1255,8 +1082,45 @@
         <w:rPr>
           <w:color w:val="FF0000"/>
         </w:rPr>
-        <w:t>We held weekly meetings on Saturdays. WhatsApp allowed for quick updates. This regular contact made tasks clear. It also stopped last-minute rushes.</w:t>
-      </w:r>
+        <w:t>The team worked in short, focused sprints with frequent check</w:t>
+      </w:r>
+      <w:r>
+        <w:rPr>
+          <w:rFonts w:ascii="Cambria Math" w:hAnsi="Cambria Math" w:cs="Cambria Math"/>
+          <w:color w:val="FF0000"/>
+        </w:rPr>
+        <w:t>‑</w:t>
+      </w:r>
+      <w:r>
+        <w:rPr>
+          <w:color w:val="FF0000"/>
+        </w:rPr>
+        <w:t>ins. Roles were clear and mapped to deliverables, which kept scope contained. Communication stayed constructive, and handovers were smooth. Using a modular structure for the agent and a hybrid scraping approach helped colleagues contribute independently while staying aligned with the shared design.</w:t>
+      </w:r>
+    </w:p>
+    <w:p>
+      <w:pPr>
+        <w:ind w:left="360"/>
+        <w:rPr>
+          <w:color w:val="FF0000"/>
+        </w:rPr>
+      </w:pPr>
+    </w:p>
+    <w:p>
+      <w:pPr>
+        <w:ind w:left="360"/>
+        <w:rPr>
+          <w:color w:val="FF0000"/>
+        </w:rPr>
+      </w:pPr>
+    </w:p>
+    <w:p>
+      <w:pPr>
+        <w:ind w:left="360"/>
+        <w:rPr>
+          <w:color w:val="FF0000"/>
+        </w:rPr>
+      </w:pPr>
     </w:p>
     <w:p>
       <w:pPr>
@@ -1267,6 +1131,7 @@
         </w:numPr>
       </w:pPr>
       <w:r>
+        <w:lastRenderedPageBreak/>
         <w:t xml:space="preserve">Were </w:t>
       </w:r>
       <w:r>
@@ -1288,57 +1153,117 @@
     <w:p>
       <w:pPr>
         <w:pStyle w:val="ListParagraph"/>
+        <w:ind w:left="360"/>
+        <w:rPr>
+          <w:color w:val="FF0000"/>
+          <w:lang w:val="en-US"/>
+        </w:rPr>
+      </w:pPr>
+      <w:r>
         <w:rPr>
           <w:color w:val="FF0000"/>
         </w:rPr>
-      </w:pPr>
+        <w:t>•Behaviours that helped</w:t>
+      </w:r>
       <w:r>
         <w:rPr>
           <w:color w:val="FF0000"/>
         </w:rPr>
-        <w:t>•Behaviours that helped practices included early draft sharing. We provided precise feedback tied to visuals. Key decisions were summarised each meeting.</w:t>
+        <w:t xml:space="preserve">: </w:t>
+      </w:r>
+      <w:r>
+        <w:rPr>
+          <w:color w:val="FF0000"/>
+          <w:lang w:val="en-US"/>
+        </w:rPr>
+        <w:t>Punctuality and brief agendas for meetings</w:t>
+      </w:r>
+      <w:r>
+        <w:rPr>
+          <w:color w:val="FF0000"/>
+          <w:lang w:val="en-US"/>
+        </w:rPr>
+        <w:t xml:space="preserve">, </w:t>
+      </w:r>
+      <w:r>
+        <w:rPr>
+          <w:color w:val="FF0000"/>
+          <w:lang w:val="en-US"/>
+        </w:rPr>
+        <w:t>sharing drafts early for feedback and iterative improvement</w:t>
+      </w:r>
+      <w:r>
+        <w:rPr>
+          <w:color w:val="FF0000"/>
+          <w:lang w:val="en-US"/>
+        </w:rPr>
+        <w:t xml:space="preserve"> and </w:t>
+      </w:r>
+      <w:r>
+        <w:rPr>
+          <w:color w:val="FF0000"/>
+          <w:lang w:val="en-US"/>
+        </w:rPr>
+        <w:t>Constructive peer review focused on artefacts and evidence.</w:t>
       </w:r>
     </w:p>
     <w:p>
       <w:pPr>
         <w:pStyle w:val="ListParagraph"/>
+        <w:ind w:left="360"/>
+        <w:rPr>
+          <w:color w:val="FF0000"/>
+          <w:lang w:val="en-US"/>
+        </w:rPr>
+      </w:pPr>
+      <w:r>
         <w:rPr>
           <w:color w:val="FF0000"/>
         </w:rPr>
-      </w:pPr>
+        <w:t xml:space="preserve">•Behaviours to </w:t>
+      </w:r>
       <w:r>
         <w:rPr>
           <w:color w:val="FF0000"/>
+          <w:lang w:val="en-US"/>
         </w:rPr>
-        <w:t>•Behaviours to watch</w:t>
-      </w:r>
-      <w:r>
-        <w:rPr>
-          <w:rFonts w:ascii="Segoe UI" w:hAnsi="Segoe UI" w:cs="Segoe UI"/>
-          <w:color w:val="FF0000"/>
-          <w:sz w:val="26"/>
-          <w:szCs w:val="26"/>
-          <w:shd w:val="clear" w:color="auto" w:fill="FFFFFF"/>
-        </w:rPr>
-        <w:t xml:space="preserve"> </w:t>
+        <w:t>improve</w:t>
       </w:r>
       <w:r>
         <w:rPr>
           <w:color w:val="FF0000"/>
+          <w:lang w:val="en-US"/>
         </w:rPr>
-        <w:t>Areas needing attention were late file uploads. This slowed down checks. Setting earlier deadlines for drafts would be useful.</w:t>
+        <w:t xml:space="preserve">: </w:t>
+      </w:r>
+      <w:r>
+        <w:rPr>
+          <w:color w:val="FF0000"/>
+          <w:lang w:val="en-US"/>
+        </w:rPr>
+        <w:t>Confirm dependencies earlier when tasks intersect</w:t>
+      </w:r>
+      <w:r>
+        <w:rPr>
+          <w:color w:val="FF0000"/>
+          <w:lang w:val="en-US"/>
+        </w:rPr>
+        <w:t xml:space="preserve"> and </w:t>
+      </w:r>
+      <w:r>
+        <w:rPr>
+          <w:color w:val="FF0000"/>
+          <w:lang w:val="en-US"/>
+        </w:rPr>
+        <w:t>Document small decisions in one place to aid traceability.</w:t>
       </w:r>
     </w:p>
     <w:p>
       <w:pPr>
         <w:pStyle w:val="ListParagraph"/>
-        <w:numPr>
-          <w:ilvl w:val="0"/>
-          <w:numId w:val="18"/>
-        </w:numPr>
-      </w:pPr>
-      <w:r>
-        <w:lastRenderedPageBreak/>
+        <w:ind w:left="360"/>
+      </w:pPr>
+      <w:r>
         <w:t xml:space="preserve">What did you learn about working in a </w:t>
       </w:r>
       <w:r>
@@ -1356,16 +1281,24 @@
     </w:p>
     <w:p>
       <w:pPr>
-        <w:pStyle w:val="ListParagraph"/>
         <w:rPr>
           <w:color w:val="FF0000"/>
+          <w:lang w:val="en-US"/>
         </w:rPr>
       </w:pPr>
       <w:r>
         <w:rPr>
           <w:color w:val="FF0000"/>
+          <w:lang w:val="en-US"/>
         </w:rPr>
-        <w:t>I will continue to: confirm roles early, create a brief decision log, and use a shared checklist. This list will follow the report's structure. These steps align with our agreed ways of working. They helped merge EDA, regression, and clustering smoothly.</w:t>
+        <w:t xml:space="preserve">        </w:t>
+      </w:r>
+      <w:r>
+        <w:rPr>
+          <w:color w:val="FF0000"/>
+          <w:lang w:val="en-US"/>
+        </w:rPr>
+        <w:t>Clarifying roles at the start and agreeing internal checkpoints reduces rework and short review cycles with concrete artefacts support better decisions.</w:t>
       </w:r>
     </w:p>
     <w:p>
@@ -1763,9 +1696,30 @@
     <w:p>
       <w:pPr>
         <w:pStyle w:val="ListParagraph"/>
+        <w:numPr>
+          <w:ilvl w:val="0"/>
+          <w:numId w:val="20"/>
+        </w:numPr>
+        <w:rPr>
+          <w:color w:val="FF0000"/>
+          <w:lang w:val="en-AE"/>
+        </w:rPr>
+      </w:pPr>
+      <w:r>
+        <w:rPr>
+          <w:color w:val="FF0000"/>
+          <w:lang w:val="en-US"/>
+        </w:rPr>
+        <w:t>Reliability on deadlines</w:t>
+      </w:r>
+    </w:p>
+    <w:p>
+      <w:pPr>
+        <w:pStyle w:val="ListParagraph"/>
         <w:ind w:left="0"/>
       </w:pPr>
       <w:r>
+        <w:lastRenderedPageBreak/>
         <w:t>The group work skills I plan to work to improve are:</w:t>
       </w:r>
     </w:p>
@@ -2733,6 +2687,27 @@
 <file path=word/numbering.xml><?xml version="1.0" encoding="utf-8"?>
 <w:numbering xmlns:wpc="http://schemas.microsoft.com/office/word/2010/wordprocessingCanvas" xmlns:cx="http://schemas.microsoft.com/office/drawing/2014/chartex" xmlns:cx1="http://schemas.microsoft.com/office/drawing/2015/9/8/chartex" xmlns:cx2="http://schemas.microsoft.com/office/drawing/2015/10/21/chartex" xmlns:cx3="http://schemas.microsoft.com/office/drawing/2016/5/9/chartex" xmlns:cx4="http://schemas.microsoft.com/office/drawing/2016/5/10/chartex" xmlns:cx5="http://schemas.microsoft.com/office/drawing/2016/5/11/chartex" xmlns:cx6="http://schemas.microsoft.com/office/drawing/2016/5/12/chartex" xmlns:cx7="http://schemas.microsoft.com/office/drawing/2016/5/13/chartex" xmlns:cx8="http://schemas.microsoft.com/office/drawing/2016/5/14/chartex" xmlns:mc="http://schemas.openxmlformats.org/markup-compatibility/2006" xmlns:aink="http://schemas.microsoft.com/office/drawing/2016/ink" xmlns:am3d="http://schemas.microsoft.com/office/drawing/2017/model3d" xmlns:o="urn:schemas-microsoft-com:office:office" xmlns:oel="http://schemas.microsoft.com/office/2019/extlst" xmlns:r="http://schemas.openxmlformats.org/officeDocument/2006/relationships" xmlns:m="http://schemas.openxmlformats.org/officeDocument/2006/math" xmlns:v="urn:schemas-microsoft-com:vml" xmlns:wp14="http://schemas.microsoft.com/office/word/2010/wordprocessingDrawing" xmlns:wp="http://schemas.openxmlformats.org/drawingml/2006/wordprocessingDrawing" xmlns:w10="urn:schemas-microsoft-com:office:word" xmlns:w="http://schemas.openxmlformats.org/wordprocessingml/2006/main" xmlns:w14="http://schemas.microsoft.com/office/word/2010/wordml" xmlns:w15="http://schemas.microsoft.com/office/word/2012/wordml" xmlns:w16cex="http://schemas.microsoft.com/office/word/2018/wordml/cex" xmlns:w16cid="http://schemas.microsoft.com/office/word/2016/wordml/cid" xmlns:w16="http://schemas.microsoft.com/office/word/2018/wordml" xmlns:w16du="http://schemas.microsoft.com/office/word/2023/wordml/word16du" xmlns:w16sdtdh="http://schemas.microsoft.com/office/word/2020/wordml/sdtdatahash" xmlns:w16se="http://schemas.microsoft.com/office/word/2015/wordml/symex" xmlns:wpg="http://schemas.microsoft.com/office/word/2010/wordprocessingGroup" xmlns:wpi="http://schemas.microsoft.com/office/word/2010/wordprocessingInk" xmlns:wne="http://schemas.microsoft.com/office/word/2006/wordml" xmlns:wps="http://schemas.microsoft.com/office/word/2010/wordprocessingShape" mc:Ignorable="w14 w15 w16se w16cid w16 w16cex w16sdtdh w16du wp14">
   <w:abstractNum w:abstractNumId="0" w15:restartNumberingAfterBreak="0">
+    <w:nsid w:val="FFFFFF89"/>
+    <w:multiLevelType w:val="singleLevel"/>
+    <w:tmpl w:val="FCB44896"/>
+    <w:lvl w:ilvl="0">
+      <w:start w:val="1"/>
+      <w:numFmt w:val="bullet"/>
+      <w:pStyle w:val="ListBullet"/>
+      <w:lvlText w:val=""/>
+      <w:lvlJc w:val="left"/>
+      <w:pPr>
+        <w:tabs>
+          <w:tab w:val="num" w:pos="360"/>
+        </w:tabs>
+        <w:ind w:left="360" w:hanging="360"/>
+      </w:pPr>
+      <w:rPr>
+        <w:rFonts w:ascii="Symbol" w:hAnsi="Symbol" w:hint="default"/>
+      </w:rPr>
+    </w:lvl>
+  </w:abstractNum>
+  <w:abstractNum w:abstractNumId="1" w15:restartNumberingAfterBreak="0">
     <w:nsid w:val="00DA6C45"/>
     <w:multiLevelType w:val="multilevel"/>
     <w:tmpl w:val="C6A644F2"/>
@@ -2848,7 +2823,7 @@
       </w:rPr>
     </w:lvl>
   </w:abstractNum>
-  <w:abstractNum w:abstractNumId="1" w15:restartNumberingAfterBreak="0">
+  <w:abstractNum w:abstractNumId="2" w15:restartNumberingAfterBreak="0">
     <w:nsid w:val="08485549"/>
     <w:multiLevelType w:val="hybridMultilevel"/>
     <w:tmpl w:val="2B829F14"/>
@@ -2964,7 +2939,7 @@
       </w:rPr>
     </w:lvl>
   </w:abstractNum>
-  <w:abstractNum w:abstractNumId="2" w15:restartNumberingAfterBreak="0">
+  <w:abstractNum w:abstractNumId="3" w15:restartNumberingAfterBreak="0">
     <w:nsid w:val="0C042E02"/>
     <w:multiLevelType w:val="multilevel"/>
     <w:tmpl w:val="B868FBB0"/>
@@ -3080,7 +3055,7 @@
       </w:rPr>
     </w:lvl>
   </w:abstractNum>
-  <w:abstractNum w:abstractNumId="3" w15:restartNumberingAfterBreak="0">
+  <w:abstractNum w:abstractNumId="4" w15:restartNumberingAfterBreak="0">
     <w:nsid w:val="10C03A42"/>
     <w:multiLevelType w:val="multilevel"/>
     <w:tmpl w:val="2B829F14"/>
@@ -3196,7 +3171,7 @@
       </w:rPr>
     </w:lvl>
   </w:abstractNum>
-  <w:abstractNum w:abstractNumId="4" w15:restartNumberingAfterBreak="0">
+  <w:abstractNum w:abstractNumId="5" w15:restartNumberingAfterBreak="0">
     <w:nsid w:val="14651410"/>
     <w:multiLevelType w:val="hybridMultilevel"/>
     <w:tmpl w:val="B868FBB0"/>
@@ -3312,7 +3287,7 @@
       </w:rPr>
     </w:lvl>
   </w:abstractNum>
-  <w:abstractNum w:abstractNumId="5" w15:restartNumberingAfterBreak="0">
+  <w:abstractNum w:abstractNumId="6" w15:restartNumberingAfterBreak="0">
     <w:nsid w:val="2E5350B4"/>
     <w:multiLevelType w:val="hybridMultilevel"/>
     <w:tmpl w:val="C204B410"/>
@@ -3425,7 +3400,7 @@
       </w:rPr>
     </w:lvl>
   </w:abstractNum>
-  <w:abstractNum w:abstractNumId="6" w15:restartNumberingAfterBreak="0">
+  <w:abstractNum w:abstractNumId="7" w15:restartNumberingAfterBreak="0">
     <w:nsid w:val="31FD623D"/>
     <w:multiLevelType w:val="multilevel"/>
     <w:tmpl w:val="47CE419A"/>
@@ -3541,7 +3516,7 @@
       </w:rPr>
     </w:lvl>
   </w:abstractNum>
-  <w:abstractNum w:abstractNumId="7" w15:restartNumberingAfterBreak="0">
+  <w:abstractNum w:abstractNumId="8" w15:restartNumberingAfterBreak="0">
     <w:nsid w:val="321D4A62"/>
     <w:multiLevelType w:val="hybridMultilevel"/>
     <w:tmpl w:val="9AC85496"/>
@@ -3657,7 +3632,7 @@
       </w:rPr>
     </w:lvl>
   </w:abstractNum>
-  <w:abstractNum w:abstractNumId="8" w15:restartNumberingAfterBreak="0">
+  <w:abstractNum w:abstractNumId="9" w15:restartNumberingAfterBreak="0">
     <w:nsid w:val="327B566F"/>
     <w:multiLevelType w:val="hybridMultilevel"/>
     <w:tmpl w:val="47CE419A"/>
@@ -3773,7 +3748,7 @@
       </w:rPr>
     </w:lvl>
   </w:abstractNum>
-  <w:abstractNum w:abstractNumId="9" w15:restartNumberingAfterBreak="0">
+  <w:abstractNum w:abstractNumId="10" w15:restartNumberingAfterBreak="0">
     <w:nsid w:val="32FB0B7E"/>
     <w:multiLevelType w:val="hybridMultilevel"/>
     <w:tmpl w:val="03901B82"/>
@@ -3889,7 +3864,7 @@
       </w:rPr>
     </w:lvl>
   </w:abstractNum>
-  <w:abstractNum w:abstractNumId="10" w15:restartNumberingAfterBreak="0">
+  <w:abstractNum w:abstractNumId="11" w15:restartNumberingAfterBreak="0">
     <w:nsid w:val="3DFD59BF"/>
     <w:multiLevelType w:val="hybridMultilevel"/>
     <w:tmpl w:val="834EBA96"/>
@@ -4005,7 +3980,7 @@
       </w:rPr>
     </w:lvl>
   </w:abstractNum>
-  <w:abstractNum w:abstractNumId="11" w15:restartNumberingAfterBreak="0">
+  <w:abstractNum w:abstractNumId="12" w15:restartNumberingAfterBreak="0">
     <w:nsid w:val="3EEC2C02"/>
     <w:multiLevelType w:val="hybridMultilevel"/>
     <w:tmpl w:val="277632CA"/>
@@ -4123,7 +4098,7 @@
       </w:rPr>
     </w:lvl>
   </w:abstractNum>
-  <w:abstractNum w:abstractNumId="12" w15:restartNumberingAfterBreak="0">
+  <w:abstractNum w:abstractNumId="13" w15:restartNumberingAfterBreak="0">
     <w:nsid w:val="40704090"/>
     <w:multiLevelType w:val="hybridMultilevel"/>
     <w:tmpl w:val="329842B0"/>
@@ -4239,7 +4214,7 @@
       </w:rPr>
     </w:lvl>
   </w:abstractNum>
-  <w:abstractNum w:abstractNumId="13" w15:restartNumberingAfterBreak="0">
+  <w:abstractNum w:abstractNumId="14" w15:restartNumberingAfterBreak="0">
     <w:nsid w:val="40A77D04"/>
     <w:multiLevelType w:val="hybridMultilevel"/>
     <w:tmpl w:val="C6A644F2"/>
@@ -4355,7 +4330,7 @@
       </w:rPr>
     </w:lvl>
   </w:abstractNum>
-  <w:abstractNum w:abstractNumId="14" w15:restartNumberingAfterBreak="0">
+  <w:abstractNum w:abstractNumId="15" w15:restartNumberingAfterBreak="0">
     <w:nsid w:val="48454CC5"/>
     <w:multiLevelType w:val="hybridMultilevel"/>
     <w:tmpl w:val="7E528A42"/>
@@ -4468,7 +4443,7 @@
       </w:rPr>
     </w:lvl>
   </w:abstractNum>
-  <w:abstractNum w:abstractNumId="15" w15:restartNumberingAfterBreak="0">
+  <w:abstractNum w:abstractNumId="16" w15:restartNumberingAfterBreak="0">
     <w:nsid w:val="4A804889"/>
     <w:multiLevelType w:val="hybridMultilevel"/>
     <w:tmpl w:val="904673A4"/>
@@ -4581,7 +4556,7 @@
       </w:rPr>
     </w:lvl>
   </w:abstractNum>
-  <w:abstractNum w:abstractNumId="16" w15:restartNumberingAfterBreak="0">
+  <w:abstractNum w:abstractNumId="17" w15:restartNumberingAfterBreak="0">
     <w:nsid w:val="4D3D6F44"/>
     <w:multiLevelType w:val="hybridMultilevel"/>
     <w:tmpl w:val="BEB48464"/>
@@ -4697,7 +4672,7 @@
       </w:rPr>
     </w:lvl>
   </w:abstractNum>
-  <w:abstractNum w:abstractNumId="17" w15:restartNumberingAfterBreak="0">
+  <w:abstractNum w:abstractNumId="18" w15:restartNumberingAfterBreak="0">
     <w:nsid w:val="4FEF4AB1"/>
     <w:multiLevelType w:val="hybridMultilevel"/>
     <w:tmpl w:val="2E362C4C"/>
@@ -4786,7 +4761,7 @@
       </w:pPr>
     </w:lvl>
   </w:abstractNum>
-  <w:abstractNum w:abstractNumId="18" w15:restartNumberingAfterBreak="0">
+  <w:abstractNum w:abstractNumId="19" w15:restartNumberingAfterBreak="0">
     <w:nsid w:val="672E2630"/>
     <w:multiLevelType w:val="hybridMultilevel"/>
     <w:tmpl w:val="7250E374"/>
@@ -4902,7 +4877,7 @@
       </w:rPr>
     </w:lvl>
   </w:abstractNum>
-  <w:abstractNum w:abstractNumId="19" w15:restartNumberingAfterBreak="0">
+  <w:abstractNum w:abstractNumId="20" w15:restartNumberingAfterBreak="0">
     <w:nsid w:val="73C82335"/>
     <w:multiLevelType w:val="hybridMultilevel"/>
     <w:tmpl w:val="C964A1E4"/>
@@ -5018,7 +4993,7 @@
       </w:rPr>
     </w:lvl>
   </w:abstractNum>
-  <w:abstractNum w:abstractNumId="20" w15:restartNumberingAfterBreak="0">
+  <w:abstractNum w:abstractNumId="21" w15:restartNumberingAfterBreak="0">
     <w:nsid w:val="7C3A0E66"/>
     <w:multiLevelType w:val="hybridMultilevel"/>
     <w:tmpl w:val="1C5658F2"/>
@@ -5132,67 +5107,70 @@
     </w:lvl>
   </w:abstractNum>
   <w:num w:numId="1" w16cid:durableId="1809398759">
+    <w:abstractNumId w:val="6"/>
+  </w:num>
+  <w:num w:numId="2" w16cid:durableId="1688749045">
+    <w:abstractNumId w:val="11"/>
+  </w:num>
+  <w:num w:numId="3" w16cid:durableId="309751251">
+    <w:abstractNumId w:val="14"/>
+  </w:num>
+  <w:num w:numId="4" w16cid:durableId="373581348">
+    <w:abstractNumId w:val="1"/>
+  </w:num>
+  <w:num w:numId="5" w16cid:durableId="16515506">
+    <w:abstractNumId w:val="20"/>
+  </w:num>
+  <w:num w:numId="6" w16cid:durableId="471605102">
+    <w:abstractNumId w:val="2"/>
+  </w:num>
+  <w:num w:numId="7" w16cid:durableId="1228302087">
+    <w:abstractNumId w:val="4"/>
+  </w:num>
+  <w:num w:numId="8" w16cid:durableId="1565992410">
+    <w:abstractNumId w:val="10"/>
+  </w:num>
+  <w:num w:numId="9" w16cid:durableId="1704017219">
+    <w:abstractNumId w:val="8"/>
+  </w:num>
+  <w:num w:numId="10" w16cid:durableId="1843887056">
+    <w:abstractNumId w:val="17"/>
+  </w:num>
+  <w:num w:numId="11" w16cid:durableId="354430218">
+    <w:abstractNumId w:val="13"/>
+  </w:num>
+  <w:num w:numId="12" w16cid:durableId="1294213592">
+    <w:abstractNumId w:val="19"/>
+  </w:num>
+  <w:num w:numId="13" w16cid:durableId="431440016">
+    <w:abstractNumId w:val="9"/>
+  </w:num>
+  <w:num w:numId="14" w16cid:durableId="953172687">
+    <w:abstractNumId w:val="7"/>
+  </w:num>
+  <w:num w:numId="15" w16cid:durableId="741410346">
     <w:abstractNumId w:val="5"/>
   </w:num>
-  <w:num w:numId="2" w16cid:durableId="1688749045">
-    <w:abstractNumId w:val="10"/>
-  </w:num>
-  <w:num w:numId="3" w16cid:durableId="309751251">
-    <w:abstractNumId w:val="13"/>
-  </w:num>
-  <w:num w:numId="4" w16cid:durableId="373581348">
-    <w:abstractNumId w:val="0"/>
-  </w:num>
-  <w:num w:numId="5" w16cid:durableId="16515506">
-    <w:abstractNumId w:val="19"/>
-  </w:num>
-  <w:num w:numId="6" w16cid:durableId="471605102">
-    <w:abstractNumId w:val="1"/>
-  </w:num>
-  <w:num w:numId="7" w16cid:durableId="1228302087">
+  <w:num w:numId="16" w16cid:durableId="1275867218">
     <w:abstractNumId w:val="3"/>
   </w:num>
-  <w:num w:numId="8" w16cid:durableId="1565992410">
-    <w:abstractNumId w:val="9"/>
+  <w:num w:numId="17" w16cid:durableId="655840166">
+    <w:abstractNumId w:val="12"/>
   </w:num>
-  <w:num w:numId="9" w16cid:durableId="1704017219">
-    <w:abstractNumId w:val="7"/>
+  <w:num w:numId="18" w16cid:durableId="1278172806">
+    <w:abstractNumId w:val="18"/>
   </w:num>
-  <w:num w:numId="10" w16cid:durableId="1843887056">
+  <w:num w:numId="19" w16cid:durableId="55977945">
+    <w:abstractNumId w:val="21"/>
+  </w:num>
+  <w:num w:numId="20" w16cid:durableId="2142379378">
+    <w:abstractNumId w:val="15"/>
+  </w:num>
+  <w:num w:numId="21" w16cid:durableId="859511687">
     <w:abstractNumId w:val="16"/>
   </w:num>
-  <w:num w:numId="11" w16cid:durableId="354430218">
-    <w:abstractNumId w:val="12"/>
-  </w:num>
-  <w:num w:numId="12" w16cid:durableId="1294213592">
-    <w:abstractNumId w:val="18"/>
-  </w:num>
-  <w:num w:numId="13" w16cid:durableId="431440016">
-    <w:abstractNumId w:val="8"/>
-  </w:num>
-  <w:num w:numId="14" w16cid:durableId="953172687">
-    <w:abstractNumId w:val="6"/>
-  </w:num>
-  <w:num w:numId="15" w16cid:durableId="741410346">
-    <w:abstractNumId w:val="4"/>
-  </w:num>
-  <w:num w:numId="16" w16cid:durableId="1275867218">
-    <w:abstractNumId w:val="2"/>
-  </w:num>
-  <w:num w:numId="17" w16cid:durableId="655840166">
-    <w:abstractNumId w:val="11"/>
-  </w:num>
-  <w:num w:numId="18" w16cid:durableId="1278172806">
-    <w:abstractNumId w:val="17"/>
-  </w:num>
-  <w:num w:numId="19" w16cid:durableId="55977945">
-    <w:abstractNumId w:val="20"/>
-  </w:num>
-  <w:num w:numId="20" w16cid:durableId="2142379378">
-    <w:abstractNumId w:val="14"/>
-  </w:num>
-  <w:num w:numId="21" w16cid:durableId="859511687">
-    <w:abstractNumId w:val="15"/>
+  <w:num w:numId="22" w16cid:durableId="1390883860">
+    <w:abstractNumId w:val="0"/>
   </w:num>
 </w:numbering>
 </file>
@@ -5595,6 +5573,29 @@
       <w:rFonts w:eastAsiaTheme="minorEastAsia"/>
     </w:rPr>
   </w:style>
+  <w:style w:type="paragraph" w:styleId="Heading4">
+    <w:name w:val="heading 4"/>
+    <w:basedOn w:val="Normal"/>
+    <w:next w:val="Normal"/>
+    <w:link w:val="Heading4Char"/>
+    <w:uiPriority w:val="9"/>
+    <w:semiHidden/>
+    <w:unhideWhenUsed/>
+    <w:qFormat/>
+    <w:rsid w:val="00510ABA"/>
+    <w:pPr>
+      <w:keepNext/>
+      <w:keepLines/>
+      <w:spacing w:before="40"/>
+      <w:outlineLvl w:val="3"/>
+    </w:pPr>
+    <w:rPr>
+      <w:rFonts w:asciiTheme="majorHAnsi" w:eastAsiaTheme="majorEastAsia" w:hAnsiTheme="majorHAnsi" w:cstheme="majorBidi"/>
+      <w:i/>
+      <w:iCs/>
+      <w:color w:val="2F5496" w:themeColor="accent1" w:themeShade="BF"/>
+    </w:rPr>
+  </w:style>
   <w:style w:type="character" w:default="1" w:styleId="DefaultParagraphFont">
     <w:name w:val="Default Paragraph Font"/>
     <w:uiPriority w:val="1"/>
@@ -5815,6 +5816,40 @@
     <w:semiHidden/>
     <w:unhideWhenUsed/>
     <w:rsid w:val="00656F27"/>
+  </w:style>
+  <w:style w:type="character" w:customStyle="1" w:styleId="Heading4Char">
+    <w:name w:val="Heading 4 Char"/>
+    <w:basedOn w:val="DefaultParagraphFont"/>
+    <w:link w:val="Heading4"/>
+    <w:uiPriority w:val="9"/>
+    <w:semiHidden/>
+    <w:rsid w:val="00510ABA"/>
+    <w:rPr>
+      <w:rFonts w:asciiTheme="majorHAnsi" w:eastAsiaTheme="majorEastAsia" w:hAnsiTheme="majorHAnsi" w:cstheme="majorBidi"/>
+      <w:i/>
+      <w:iCs/>
+      <w:color w:val="2F5496" w:themeColor="accent1" w:themeShade="BF"/>
+    </w:rPr>
+  </w:style>
+  <w:style w:type="paragraph" w:styleId="ListBullet">
+    <w:name w:val="List Bullet"/>
+    <w:basedOn w:val="Normal"/>
+    <w:uiPriority w:val="99"/>
+    <w:unhideWhenUsed/>
+    <w:rsid w:val="00510ABA"/>
+    <w:pPr>
+      <w:numPr>
+        <w:numId w:val="22"/>
+      </w:numPr>
+      <w:spacing w:after="200" w:line="276" w:lineRule="auto"/>
+      <w:contextualSpacing/>
+    </w:pPr>
+    <w:rPr>
+      <w:rFonts w:ascii="Calibri" w:hAnsi="Calibri"/>
+      <w:sz w:val="22"/>
+      <w:szCs w:val="22"/>
+      <w:lang w:val="en-US"/>
+    </w:rPr>
   </w:style>
 </w:styles>
 </file>
@@ -6115,15 +6150,16 @@
 </file>
 
 <file path=customXml/item1.xml><?xml version="1.0" encoding="utf-8"?>
-<?mso-contentType ?>
-<FormTemplates xmlns="http://schemas.microsoft.com/sharepoint/v3/contenttype/forms">
-  <Display>DocumentLibraryForm</Display>
-  <Edit>DocumentLibraryForm</Edit>
-  <New>DocumentLibraryForm</New>
-</FormTemplates>
+<p:properties xmlns:p="http://schemas.microsoft.com/office/2006/metadata/properties" xmlns:xsi="http://www.w3.org/2001/XMLSchema-instance" xmlns:pc="http://schemas.microsoft.com/office/infopath/2007/PartnerControls">
+  <documentManagement/>
+</p:properties>
 </file>
 
 <file path=customXml/item2.xml><?xml version="1.0" encoding="utf-8"?>
+<b:Sources xmlns:b="http://schemas.openxmlformats.org/officeDocument/2006/bibliography" xmlns="http://schemas.openxmlformats.org/officeDocument/2006/bibliography" SelectedStyle="/APASixthEditionOfficeOnline.xsl" StyleName="APA" Version="6"/>
+</file>
+
+<file path=customXml/item3.xml><?xml version="1.0" encoding="utf-8"?>
 <ct:contentTypeSchema xmlns:ct="http://schemas.microsoft.com/office/2006/metadata/contentType" xmlns:ma="http://schemas.microsoft.com/office/2006/metadata/properties/metaAttributes" ct:_="" ma:_="" ma:contentTypeName="Document" ma:contentTypeID="0x010100F92CC8FA352E2849A9FD47BBFF2D1BA4" ma:contentTypeVersion="12" ma:contentTypeDescription="Create a new document." ma:contentTypeScope="" ma:versionID="13d6e8b572d2c5bee5f06d12803d3195">
   <xsd:schema xmlns:xsd="http://www.w3.org/2001/XMLSchema" xmlns:xs="http://www.w3.org/2001/XMLSchema" xmlns:p="http://schemas.microsoft.com/office/2006/metadata/properties" xmlns:ns2="4f8a9c07-6fb1-4933-95cf-e7ea8c347c2b" xmlns:ns3="4e761da8-9904-41c4-abaf-432f876ad523" targetNamespace="http://schemas.microsoft.com/office/2006/metadata/properties" ma:root="true" ma:fieldsID="613c5b6eab1a852035681d52661ba0c6" ns2:_="" ns3:_="">
     <xsd:import namespace="4f8a9c07-6fb1-4933-95cf-e7ea8c347c2b"/>
@@ -6340,25 +6376,33 @@
 </ct:contentTypeSchema>
 </file>
 
-<file path=customXml/item3.xml><?xml version="1.0" encoding="utf-8"?>
-<b:Sources xmlns:b="http://schemas.openxmlformats.org/officeDocument/2006/bibliography" xmlns="http://schemas.openxmlformats.org/officeDocument/2006/bibliography" SelectedStyle="/APASixthEditionOfficeOnline.xsl" StyleName="APA" Version="6"/>
-</file>
-
 <file path=customXml/item4.xml><?xml version="1.0" encoding="utf-8"?>
-<p:properties xmlns:p="http://schemas.microsoft.com/office/2006/metadata/properties" xmlns:xsi="http://www.w3.org/2001/XMLSchema-instance" xmlns:pc="http://schemas.microsoft.com/office/infopath/2007/PartnerControls">
-  <documentManagement/>
-</p:properties>
+<?mso-contentType ?>
+<FormTemplates xmlns="http://schemas.microsoft.com/sharepoint/v3/contenttype/forms">
+  <Display>DocumentLibraryForm</Display>
+  <Edit>DocumentLibraryForm</Edit>
+  <New>DocumentLibraryForm</New>
+</FormTemplates>
 </file>
 
 <file path=customXml/itemProps1.xml><?xml version="1.0" encoding="utf-8"?>
-<ds:datastoreItem xmlns:ds="http://schemas.openxmlformats.org/officeDocument/2006/customXml" ds:itemID="{E79E8745-B631-4ECB-9F85-F80CA586979B}">
+<ds:datastoreItem xmlns:ds="http://schemas.openxmlformats.org/officeDocument/2006/customXml" ds:itemID="{72E52690-40F8-4D4F-9F59-A098F1E265B7}">
   <ds:schemaRefs>
-    <ds:schemaRef ds:uri="http://schemas.microsoft.com/sharepoint/v3/contenttype/forms"/>
+    <ds:schemaRef ds:uri="http://schemas.microsoft.com/office/2006/metadata/properties"/>
+    <ds:schemaRef ds:uri="http://schemas.microsoft.com/office/infopath/2007/PartnerControls"/>
   </ds:schemaRefs>
 </ds:datastoreItem>
 </file>
 
 <file path=customXml/itemProps2.xml><?xml version="1.0" encoding="utf-8"?>
+<ds:datastoreItem xmlns:ds="http://schemas.openxmlformats.org/officeDocument/2006/customXml" ds:itemID="{8453B9DB-9E58-42D5-8835-A6A614F31693}">
+  <ds:schemaRefs>
+    <ds:schemaRef ds:uri="http://schemas.openxmlformats.org/officeDocument/2006/bibliography"/>
+  </ds:schemaRefs>
+</ds:datastoreItem>
+</file>
+
+<file path=customXml/itemProps3.xml><?xml version="1.0" encoding="utf-8"?>
 <ds:datastoreItem xmlns:ds="http://schemas.openxmlformats.org/officeDocument/2006/customXml" ds:itemID="{797B22DA-2EF8-4F25-8220-E12835DFFF57}">
   <ds:schemaRefs>
     <ds:schemaRef ds:uri="http://schemas.microsoft.com/office/2006/metadata/contentType"/>
@@ -6377,19 +6421,10 @@
 </ds:datastoreItem>
 </file>
 
-<file path=customXml/itemProps3.xml><?xml version="1.0" encoding="utf-8"?>
-<ds:datastoreItem xmlns:ds="http://schemas.openxmlformats.org/officeDocument/2006/customXml" ds:itemID="{8453B9DB-9E58-42D5-8835-A6A614F31693}">
+<file path=customXml/itemProps4.xml><?xml version="1.0" encoding="utf-8"?>
+<ds:datastoreItem xmlns:ds="http://schemas.openxmlformats.org/officeDocument/2006/customXml" ds:itemID="{E79E8745-B631-4ECB-9F85-F80CA586979B}">
   <ds:schemaRefs>
-    <ds:schemaRef ds:uri="http://schemas.openxmlformats.org/officeDocument/2006/bibliography"/>
-  </ds:schemaRefs>
-</ds:datastoreItem>
-</file>
-
-<file path=customXml/itemProps4.xml><?xml version="1.0" encoding="utf-8"?>
-<ds:datastoreItem xmlns:ds="http://schemas.openxmlformats.org/officeDocument/2006/customXml" ds:itemID="{72E52690-40F8-4D4F-9F59-A098F1E265B7}">
-  <ds:schemaRefs>
-    <ds:schemaRef ds:uri="http://schemas.microsoft.com/office/2006/metadata/properties"/>
-    <ds:schemaRef ds:uri="http://schemas.microsoft.com/office/infopath/2007/PartnerControls"/>
+    <ds:schemaRef ds:uri="http://schemas.microsoft.com/sharepoint/v3/contenttype/forms"/>
   </ds:schemaRefs>
 </ds:datastoreItem>
 </file>